--- a/DOC/260712「伝道シリーズ」_伝道の働きとはなんですか.docx
+++ b/DOC/260712「伝道シリーズ」_伝道の働きとはなんですか.docx
@@ -76,11 +76,19 @@
         </w:rPr>
         <w:t>の分かち合いで</w:t>
       </w:r>
-      <w:r>
-        <w:rPr>
-          <w:rFonts w:hint="eastAsia"/>
-        </w:rPr>
-        <w:t>で、</w:t>
+      <w:del w:id="0" w:author="user" w:date="2026-07-11T15:47:00Z" w16du:dateUtc="2026-07-11T06:47:00Z">
+        <w:r>
+          <w:rPr>
+            <w:rFonts w:hint="eastAsia"/>
+          </w:rPr>
+          <w:delText>で</w:delText>
+        </w:r>
+      </w:del>
+      <w:r>
+        <w:rPr>
+          <w:rFonts w:hint="eastAsia"/>
+        </w:rPr>
+        <w:t>、</w:t>
       </w:r>
       <w:r>
         <w:rPr>
@@ -694,35 +702,141 @@
       </w:r>
     </w:p>
     <w:p>
-      <w:r>
-        <w:rPr>
-          <w:rFonts w:hint="eastAsia"/>
-        </w:rPr>
-        <w:t>イエス様が伝えたかったのは、このような神の国ではなかったでしょうか</w:t>
-      </w:r>
-    </w:p>
-    <w:p/>
+      <w:pPr>
+        <w:rPr>
+          <w:del w:id="1" w:author="user" w:date="2026-07-11T16:02:00Z" w16du:dateUtc="2026-07-11T07:02:00Z"/>
+        </w:rPr>
+      </w:pPr>
+      <w:ins w:id="2" w:author="user" w:date="2026-07-11T16:02:00Z">
+        <w:r>
+          <w:t>（皆さんは、このイエス様が提示された神の国をどのように感じますか？ 一同で少し考えてみましょう。）</w:t>
+        </w:r>
+      </w:ins>
+      <w:del w:id="3" w:author="user" w:date="2026-07-11T16:02:00Z" w16du:dateUtc="2026-07-11T07:02:00Z">
+        <w:r>
+          <w:rPr>
+            <w:rFonts w:hint="eastAsia"/>
+          </w:rPr>
+          <w:delText>イエス様が伝えたかったのは、このような神の国ではなかったでしょうか</w:delText>
+        </w:r>
+      </w:del>
+    </w:p>
+    <w:p>
+      <w:pPr>
+        <w:rPr>
+          <w:ins w:id="4" w:author="user" w:date="2026-07-11T16:03:00Z" w16du:dateUtc="2026-07-11T07:03:00Z"/>
+          <w:rFonts w:hint="eastAsia"/>
+        </w:rPr>
+      </w:pPr>
+    </w:p>
+    <w:p>
+      <w:ins w:id="5" w:author="user" w:date="2026-07-11T16:03:00Z">
+        <w:r>
+          <w:t>では、この素晴らしい神の国を世の人々に伝えるために、私たちは具体的にどのように種を蒔けばよいのでしょうか。</w:t>
+        </w:r>
+      </w:ins>
+      <w:ins w:id="6" w:author="user" w:date="2026-07-11T16:11:00Z" w16du:dateUtc="2026-07-11T07:11:00Z">
+        <w:r>
+          <w:rPr>
+            <w:rFonts w:hint="eastAsia"/>
+          </w:rPr>
+          <w:t>聖書</w:t>
+        </w:r>
+      </w:ins>
+      <w:ins w:id="7" w:author="user" w:date="2026-07-11T16:10:00Z" w16du:dateUtc="2026-07-11T07:10:00Z">
+        <w:r>
+          <w:rPr>
+            <w:rFonts w:hint="eastAsia"/>
+          </w:rPr>
+          <w:t>は何と言って</w:t>
+        </w:r>
+      </w:ins>
+      <w:ins w:id="8" w:author="user" w:date="2026-07-11T16:11:00Z" w16du:dateUtc="2026-07-11T07:11:00Z">
+        <w:r>
+          <w:rPr>
+            <w:rFonts w:hint="eastAsia"/>
+          </w:rPr>
+          <w:t>いる</w:t>
+        </w:r>
+      </w:ins>
+      <w:ins w:id="9" w:author="user" w:date="2026-07-11T16:10:00Z" w16du:dateUtc="2026-07-11T07:10:00Z">
+        <w:r>
+          <w:rPr>
+            <w:rFonts w:hint="eastAsia"/>
+          </w:rPr>
+          <w:t>か学んでいきま</w:t>
+        </w:r>
+      </w:ins>
+      <w:ins w:id="10" w:author="user" w:date="2026-07-11T16:03:00Z">
+        <w:r>
+          <w:t>す。</w:t>
+        </w:r>
+      </w:ins>
+    </w:p>
     <w:p>
       <w:pPr>
         <w:pStyle w:val="1"/>
       </w:pPr>
       <w:r>
-        <w:t>3. 種蒔きのたとえから学ぶ「伝道者の姿」</w:t>
-      </w:r>
-    </w:p>
-    <w:p>
-      <w:r>
-        <w:rPr>
-          <w:rFonts w:hint="eastAsia"/>
-        </w:rPr>
-        <w:t>続いて</w:t>
-      </w:r>
-      <w:r>
-        <w:rPr>
-          <w:rFonts w:hint="eastAsia"/>
-        </w:rPr>
-        <w:t>、</w:t>
-      </w:r>
+        <w:t xml:space="preserve">3. </w:t>
+      </w:r>
+      <w:ins w:id="11" w:author="user" w:date="2026-07-11T16:13:00Z">
+        <w:r>
+          <w:t>たとえ話から学ぶ「伝道者の姿と現実」</w:t>
+        </w:r>
+      </w:ins>
+      <w:del w:id="12" w:author="user" w:date="2026-07-11T16:13:00Z" w16du:dateUtc="2026-07-11T07:13:00Z">
+        <w:r>
+          <w:delText>種蒔きのたとえから学ぶ「伝道者の姿」</w:delText>
+        </w:r>
+      </w:del>
+    </w:p>
+    <w:p>
+      <w:pPr>
+        <w:rPr>
+          <w:ins w:id="13" w:author="user" w:date="2026-07-11T16:14:00Z" w16du:dateUtc="2026-07-11T07:14:00Z"/>
+        </w:rPr>
+      </w:pPr>
+      <w:ins w:id="14" w:author="user" w:date="2026-07-11T16:14:00Z">
+        <w:r>
+          <w:t>イエス様はここで、2つのたとえ話を通して、神の国を伝える「伝道者」の歩みと、その裏側で起きている霊的な現実を教えてくださっています。</w:t>
+        </w:r>
+      </w:ins>
+    </w:p>
+    <w:p>
+      <w:pPr>
+        <w:rPr>
+          <w:ins w:id="15" w:author="user" w:date="2026-07-11T16:15:00Z" w16du:dateUtc="2026-07-11T07:15:00Z"/>
+        </w:rPr>
+      </w:pPr>
+    </w:p>
+    <w:p>
+      <w:pPr>
+        <w:rPr>
+          <w:ins w:id="16" w:author="user" w:date="2026-07-11T16:15:00Z" w16du:dateUtc="2026-07-11T07:15:00Z"/>
+        </w:rPr>
+      </w:pPr>
+      <w:ins w:id="17" w:author="user" w:date="2026-07-11T16:15:00Z">
+        <w:r>
+          <w:t>① 種蒔きのたとえ（4〜15節）：伝道者が向き合う現実</w:t>
+        </w:r>
+      </w:ins>
+    </w:p>
+    <w:p>
+      <w:del w:id="18" w:author="user" w:date="2026-07-11T16:23:00Z" w16du:dateUtc="2026-07-11T07:23:00Z">
+        <w:r>
+          <w:rPr>
+            <w:rFonts w:hint="eastAsia"/>
+          </w:rPr>
+          <w:delText>続いて</w:delText>
+        </w:r>
+        <w:r>
+          <w:rPr>
+            <w:rFonts w:hint="eastAsia"/>
+          </w:rPr>
+          <w:delText>、</w:delText>
+        </w:r>
+      </w:del>
       <w:r>
         <w:rPr>
           <w:rFonts w:hint="eastAsia"/>
@@ -763,28 +877,42 @@
         <w:rPr>
           <w:rFonts w:hint="eastAsia"/>
         </w:rPr>
-        <w:t>」へ</w:t>
-      </w:r>
-      <w:r>
-        <w:rPr>
-          <w:rFonts w:hint="eastAsia"/>
-        </w:rPr>
-        <w:t>と</w:t>
-      </w:r>
-      <w:r>
-        <w:rPr>
-          <w:rFonts w:hint="eastAsia"/>
-        </w:rPr>
-        <w:t>移り</w:t>
-      </w:r>
-      <w:r>
-        <w:t>ます。</w:t>
-      </w:r>
-      <w:r>
-        <w:rPr>
-          <w:rFonts w:hint="eastAsia"/>
-        </w:rPr>
-        <w:t>これはまさに、イエス様が</w:t>
+        <w:t>」</w:t>
+      </w:r>
+      <w:del w:id="19" w:author="user" w:date="2026-07-11T16:23:00Z" w16du:dateUtc="2026-07-11T07:23:00Z">
+        <w:r>
+          <w:rPr>
+            <w:rFonts w:hint="eastAsia"/>
+          </w:rPr>
+          <w:delText>へ</w:delText>
+        </w:r>
+        <w:r>
+          <w:rPr>
+            <w:rFonts w:hint="eastAsia"/>
+          </w:rPr>
+          <w:delText>と</w:delText>
+        </w:r>
+        <w:r>
+          <w:rPr>
+            <w:rFonts w:hint="eastAsia"/>
+          </w:rPr>
+          <w:delText>移り</w:delText>
+        </w:r>
+        <w:r>
+          <w:delText>ます。</w:delText>
+        </w:r>
+        <w:r>
+          <w:rPr>
+            <w:rFonts w:hint="eastAsia"/>
+          </w:rPr>
+          <w:delText>これ</w:delText>
+        </w:r>
+      </w:del>
+      <w:r>
+        <w:rPr>
+          <w:rFonts w:hint="eastAsia"/>
+        </w:rPr>
+        <w:t>はまさに、イエス様が</w:t>
       </w:r>
       <w:r>
         <w:rPr>
@@ -821,12 +949,21 @@
           <w:numId w:val="10"/>
         </w:numPr>
       </w:pPr>
+      <w:del w:id="20" w:author="user" w:date="2026-07-11T16:16:00Z" w16du:dateUtc="2026-07-11T07:16:00Z">
+        <w:r>
+          <w:rPr>
+            <w:b/>
+            <w:bCs/>
+          </w:rPr>
+          <w:delText xml:space="preserve">① </w:delText>
+        </w:r>
+      </w:del>
       <w:r>
         <w:rPr>
           <w:b/>
           <w:bCs/>
         </w:rPr>
-        <w:t>① 相手を選ばず、みことばの種を蒔き続ける。</w:t>
+        <w:t>相手を選ばず、みことばの種を蒔き続ける。</w:t>
       </w:r>
     </w:p>
     <w:p>
@@ -836,12 +973,21 @@
           <w:numId w:val="10"/>
         </w:numPr>
       </w:pPr>
+      <w:del w:id="21" w:author="user" w:date="2026-07-11T16:16:00Z" w16du:dateUtc="2026-07-11T07:16:00Z">
+        <w:r>
+          <w:rPr>
+            <w:b/>
+            <w:bCs/>
+          </w:rPr>
+          <w:delText xml:space="preserve">② </w:delText>
+        </w:r>
+      </w:del>
       <w:r>
         <w:rPr>
           <w:b/>
           <w:bCs/>
         </w:rPr>
-        <w:t>② みことばを語っても、必ずしも全員が受け入れるわけではないという現実（道ばた、岩、茨）を冷静に見つめる。</w:t>
+        <w:t>みことばを語っても、必ずしも全員が受け入れるわけではないという現実（道ばた、岩、茨）を冷静に見つめる。</w:t>
       </w:r>
     </w:p>
     <w:p>
@@ -850,16 +996,442 @@
           <w:ilvl w:val="0"/>
           <w:numId w:val="10"/>
         </w:numPr>
-      </w:pPr>
+        <w:rPr>
+          <w:ins w:id="22" w:author="user" w:date="2026-07-11T16:16:00Z" w16du:dateUtc="2026-07-11T07:16:00Z"/>
+          <w:rPrChange w:id="23" w:author="user" w:date="2026-07-11T16:16:00Z" w16du:dateUtc="2026-07-11T07:16:00Z">
+            <w:rPr>
+              <w:ins w:id="24" w:author="user" w:date="2026-07-11T16:16:00Z" w16du:dateUtc="2026-07-11T07:16:00Z"/>
+              <w:b/>
+              <w:bCs/>
+            </w:rPr>
+          </w:rPrChange>
+        </w:rPr>
+      </w:pPr>
+      <w:del w:id="25" w:author="user" w:date="2026-07-11T16:16:00Z" w16du:dateUtc="2026-07-11T07:16:00Z">
+        <w:r>
+          <w:rPr>
+            <w:b/>
+            <w:bCs/>
+          </w:rPr>
+          <w:delText>③</w:delText>
+        </w:r>
+      </w:del>
+      <w:del w:id="26" w:author="user" w:date="2026-07-11T16:17:00Z" w16du:dateUtc="2026-07-11T07:17:00Z">
+        <w:r>
+          <w:rPr>
+            <w:b/>
+            <w:bCs/>
+          </w:rPr>
+          <w:delText xml:space="preserve"> </w:delText>
+        </w:r>
+      </w:del>
       <w:r>
         <w:rPr>
           <w:b/>
           <w:bCs/>
         </w:rPr>
-        <w:t>③ たとえ目の前にすぐ実が見えなくても、良い地に蒔かれた種は「必ず100倍の実を結ぶ」という神の力への確信を持っている。</w:t>
-      </w:r>
-    </w:p>
-    <w:p>
+        <w:t>たとえ目の前にすぐ実が見えなくても、良い地に蒔かれた種は「必ず100倍の実を結ぶ」という神の力への確信を持っている。</w:t>
+      </w:r>
+    </w:p>
+    <w:p>
+      <w:pPr>
+        <w:ind w:left="360"/>
+        <w:rPr>
+          <w:rFonts w:hint="eastAsia"/>
+        </w:rPr>
+        <w:pPrChange w:id="27" w:author="user" w:date="2026-07-11T16:16:00Z" w16du:dateUtc="2026-07-11T07:16:00Z">
+          <w:pPr>
+            <w:numPr>
+              <w:numId w:val="10"/>
+            </w:numPr>
+            <w:tabs>
+              <w:tab w:val="num" w:pos="720"/>
+            </w:tabs>
+            <w:ind w:left="720" w:hanging="360"/>
+          </w:pPr>
+        </w:pPrChange>
+      </w:pPr>
+    </w:p>
+    <w:p>
+      <w:pPr>
+        <w:rPr>
+          <w:ins w:id="28" w:author="user" w:date="2026-07-11T16:17:00Z" w16du:dateUtc="2026-07-11T07:17:00Z"/>
+        </w:rPr>
+      </w:pPr>
+      <w:ins w:id="29" w:author="user" w:date="2026-07-11T16:16:00Z">
+        <w:r>
+          <w:t>② 明かりのたとえ（16〜17節）：伝道者に与えられた使命と裏側のダイナミズム</w:t>
+        </w:r>
+      </w:ins>
+      <w:del w:id="30" w:author="user" w:date="2026-07-11T16:16:00Z" w16du:dateUtc="2026-07-11T07:16:00Z">
+        <w:r>
+          <w:rPr>
+            <w:rFonts w:hint="eastAsia"/>
+          </w:rPr>
+          <w:delText>さらに</w:delText>
+        </w:r>
+      </w:del>
+    </w:p>
+    <w:p>
+      <w:pPr>
+        <w:rPr>
+          <w:ins w:id="31" w:author="user" w:date="2026-07-11T16:17:00Z" w16du:dateUtc="2026-07-11T07:17:00Z"/>
+        </w:rPr>
+      </w:pPr>
+      <w:ins w:id="32" w:author="user" w:date="2026-07-11T16:17:00Z">
+        <w:r>
+          <w:t>続いてイエス様は、もう一つの身近な例えを用いて、私たちの使命をさらにくっきりと浮かび上がらせます。</w:t>
+        </w:r>
+      </w:ins>
+    </w:p>
+    <w:p>
+      <w:r>
+        <w:t>16節</w:t>
+      </w:r>
+      <w:r>
+        <w:t>の「明かりを燭台（しょくだい）の上に置く人」</w:t>
+      </w:r>
+      <w:r>
+        <w:t>とは誰</w:t>
+      </w:r>
+      <w:r>
+        <w:rPr>
+          <w:rFonts w:hint="eastAsia"/>
+        </w:rPr>
+        <w:t>のこと</w:t>
+      </w:r>
+      <w:r>
+        <w:t>でしょうか。</w:t>
+      </w:r>
+    </w:p>
+    <w:p>
+      <w:r>
+        <w:rPr>
+          <w:rFonts w:hint="eastAsia"/>
+        </w:rPr>
+        <w:t>それは</w:t>
+      </w:r>
+      <w:r>
+        <w:rPr>
+          <w:rFonts w:hint="eastAsia"/>
+        </w:rPr>
+        <w:t>イエス様から受け取った恵みや真理</w:t>
+      </w:r>
+      <w:r>
+        <w:rPr>
+          <w:rFonts w:hint="eastAsia"/>
+        </w:rPr>
+        <w:t>という光</w:t>
+      </w:r>
+      <w:r>
+        <w:rPr>
+          <w:rFonts w:hint="eastAsia"/>
+        </w:rPr>
+        <w:t>を、堂々と、みんなが見える高い場所に掲げて、暗闇にいる人々を照らす</w:t>
+      </w:r>
+      <w:r>
+        <w:rPr>
+          <w:rFonts w:hint="eastAsia"/>
+        </w:rPr>
+        <w:t>「</w:t>
+      </w:r>
+      <w:r>
+        <w:rPr>
+          <w:rFonts w:hint="eastAsia"/>
+        </w:rPr>
+        <w:t>伝道者</w:t>
+      </w:r>
+      <w:r>
+        <w:rPr>
+          <w:rFonts w:hint="eastAsia"/>
+        </w:rPr>
+        <w:t>」</w:t>
+      </w:r>
+      <w:r>
+        <w:rPr>
+          <w:rFonts w:hint="eastAsia"/>
+        </w:rPr>
+        <w:t>の</w:t>
+      </w:r>
+      <w:r>
+        <w:rPr>
+          <w:rFonts w:hint="eastAsia"/>
+        </w:rPr>
+        <w:t>姿にほかなりません</w:t>
+      </w:r>
+      <w:r>
+        <w:rPr>
+          <w:rFonts w:hint="eastAsia"/>
+        </w:rPr>
+        <w:t>。</w:t>
+      </w:r>
+    </w:p>
+    <w:p>
+      <w:r>
+        <w:rPr>
+          <w:rFonts w:hint="eastAsia"/>
+        </w:rPr>
+        <w:t>そして</w:t>
+      </w:r>
+      <w:r>
+        <w:t>17節</w:t>
+      </w:r>
+      <w:r>
+        <w:rPr>
+          <w:rFonts w:hint="eastAsia"/>
+        </w:rPr>
+        <w:t>の</w:t>
+      </w:r>
+      <w:r>
+        <w:t>「隠れているもの</w:t>
+      </w:r>
+      <w:r>
+        <w:rPr>
+          <w:rFonts w:hint="eastAsia"/>
+        </w:rPr>
+        <w:t>で</w:t>
+      </w:r>
+      <w:r>
+        <w:t>、あらわにされないもの</w:t>
+      </w:r>
+      <w:r>
+        <w:rPr>
+          <w:rFonts w:hint="eastAsia"/>
+        </w:rPr>
+        <w:t>はなく</w:t>
+      </w:r>
+      <w:r>
+        <w:t>」</w:t>
+      </w:r>
+      <w:r>
+        <w:rPr>
+          <w:rFonts w:hint="eastAsia"/>
+        </w:rPr>
+        <w:t>という言葉には、伝道のダイナミズムがあります。</w:t>
+      </w:r>
+      <w:r>
+        <w:rPr>
+          <w:rFonts w:hint="eastAsia"/>
+        </w:rPr>
+        <w:t>蒔かれたみ</w:t>
+      </w:r>
+      <w:r>
+        <w:rPr>
+          <w:rFonts w:hint="eastAsia"/>
+        </w:rPr>
+        <w:t>ことば</w:t>
+      </w:r>
+      <w:r>
+        <w:rPr>
+          <w:rFonts w:hint="eastAsia"/>
+        </w:rPr>
+        <w:t>が</w:t>
+      </w:r>
+      <w:r>
+        <w:rPr>
+          <w:rFonts w:hint="eastAsia"/>
+        </w:rPr>
+        <w:t>、人の心の奥底でどのように扱われているかは、</w:t>
+      </w:r>
+      <w:r>
+        <w:rPr>
+          <w:rFonts w:hint="eastAsia"/>
+        </w:rPr>
+        <w:t>外側からは</w:t>
+      </w:r>
+      <w:r>
+        <w:rPr>
+          <w:rFonts w:hint="eastAsia"/>
+        </w:rPr>
+        <w:t>すぐには見えません。しかし、伝道の働きの裏側では</w:t>
+      </w:r>
+      <w:r>
+        <w:rPr>
+          <w:rFonts w:hint="eastAsia"/>
+        </w:rPr>
+        <w:t>、</w:t>
+      </w:r>
+      <w:r>
+        <w:rPr>
+          <w:rFonts w:hint="eastAsia"/>
+        </w:rPr>
+        <w:t>「人の心の隠れた葛藤」と「神様の隠れた</w:t>
+      </w:r>
+      <w:r>
+        <w:rPr>
+          <w:rFonts w:hint="eastAsia"/>
+        </w:rPr>
+        <w:t>命</w:t>
+      </w:r>
+      <w:r>
+        <w:rPr>
+          <w:rFonts w:hint="eastAsia"/>
+        </w:rPr>
+        <w:t>のわざ」が激しく交差している霊的な営みがあります。それは隠れたままで</w:t>
+      </w:r>
+      <w:r>
+        <w:rPr>
+          <w:rFonts w:hint="eastAsia"/>
+        </w:rPr>
+        <w:t>終わらず、やがて豊かな「実」として、神様の栄光が</w:t>
+      </w:r>
+      <w:r>
+        <w:rPr>
+          <w:rFonts w:hint="eastAsia"/>
+        </w:rPr>
+        <w:t>あらわにさ</w:t>
+      </w:r>
+      <w:r>
+        <w:rPr>
+          <w:rFonts w:hint="eastAsia"/>
+        </w:rPr>
+        <w:t>れていくのです。</w:t>
+      </w:r>
+    </w:p>
+    <w:p/>
+    <w:p>
+      <w:pPr>
+        <w:pStyle w:val="1"/>
+      </w:pPr>
+      <w:r>
+        <w:t>4. みことばを実行し、種を蒔き続けるチャレンジ</w:t>
+      </w:r>
+    </w:p>
+    <w:p>
+      <w:r>
+        <w:rPr>
+          <w:rFonts w:hint="eastAsia"/>
+        </w:rPr>
+        <w:t>だからこそ</w:t>
+      </w:r>
+      <w:r>
+        <w:rPr>
+          <w:rFonts w:hint="eastAsia"/>
+        </w:rPr>
+        <w:t>イエス様は、</w:t>
+      </w:r>
+      <w:r>
+        <w:rPr>
+          <w:rFonts w:hint="eastAsia"/>
+        </w:rPr>
+        <w:t>18節で「聞き方に</w:t>
+      </w:r>
+      <w:r>
+        <w:rPr>
+          <w:rFonts w:hint="eastAsia"/>
+        </w:rPr>
+        <w:t>注意しなさい</w:t>
+      </w:r>
+      <w:r>
+        <w:rPr>
+          <w:rFonts w:hint="eastAsia"/>
+        </w:rPr>
+        <w:t>」</w:t>
+      </w:r>
+      <w:r>
+        <w:rPr>
+          <w:rFonts w:hint="eastAsia"/>
+        </w:rPr>
+        <w:t>と何度も言われます。</w:t>
+      </w:r>
+    </w:p>
+    <w:p>
+      <w:r>
+        <w:rPr>
+          <w:rFonts w:hint="eastAsia"/>
+        </w:rPr>
+        <w:t>伝道</w:t>
+      </w:r>
+      <w:r>
+        <w:rPr>
+          <w:rFonts w:hint="eastAsia"/>
+        </w:rPr>
+        <w:t>者とは、</w:t>
+      </w:r>
+      <w:r>
+        <w:rPr>
+          <w:rFonts w:hint="eastAsia"/>
+        </w:rPr>
+        <w:t>御言葉を</w:t>
+      </w:r>
+      <w:r>
+        <w:rPr>
+          <w:rFonts w:hint="eastAsia"/>
+        </w:rPr>
+        <w:t>周りに</w:t>
+      </w:r>
+      <w:r>
+        <w:rPr>
+          <w:rFonts w:hint="eastAsia"/>
+        </w:rPr>
+        <w:t>蒔く</w:t>
+      </w:r>
+      <w:r>
+        <w:rPr>
+          <w:rFonts w:hint="eastAsia"/>
+        </w:rPr>
+        <w:t>だけではありません</w:t>
+      </w:r>
+      <w:r>
+        <w:rPr>
+          <w:rFonts w:hint="eastAsia"/>
+        </w:rPr>
+        <w:t>。</w:t>
+      </w:r>
+      <w:r>
+        <w:rPr>
+          <w:rFonts w:hint="eastAsia"/>
+        </w:rPr>
+        <w:t>自分自身が</w:t>
+      </w:r>
+      <w:r>
+        <w:rPr>
+          <w:rFonts w:hint="eastAsia"/>
+        </w:rPr>
+        <w:t>みことばを注意</w:t>
+      </w:r>
+      <w:r>
+        <w:rPr>
+          <w:rFonts w:hint="eastAsia"/>
+        </w:rPr>
+        <w:t>深く</w:t>
+      </w:r>
+      <w:r>
+        <w:rPr>
+          <w:rFonts w:hint="eastAsia"/>
+        </w:rPr>
+        <w:t>聞き、</w:t>
+      </w:r>
+      <w:r>
+        <w:rPr>
+          <w:rFonts w:hint="eastAsia"/>
+        </w:rPr>
+        <w:t>それ</w:t>
+      </w:r>
+      <w:r>
+        <w:rPr>
+          <w:rFonts w:hint="eastAsia"/>
+        </w:rPr>
+        <w:t>を実行する人でなければなりません。心に蒔かれた種</w:t>
+      </w:r>
+      <w:r>
+        <w:rPr>
+          <w:rFonts w:hint="eastAsia"/>
+        </w:rPr>
+        <w:t>を大切に育て、実行する人は</w:t>
+      </w:r>
+      <w:r>
+        <w:rPr>
+          <w:rFonts w:hint="eastAsia"/>
+        </w:rPr>
+        <w:t>、</w:t>
+      </w:r>
+      <w:r>
+        <w:rPr>
+          <w:rFonts w:hint="eastAsia"/>
+        </w:rPr>
+        <w:t>神様から</w:t>
+      </w:r>
       <w:r>
         <w:rPr>
           <w:rFonts w:hint="eastAsia"/>
@@ -867,359 +1439,6 @@
         <w:t>さらに</w:t>
       </w:r>
       <w:r>
-        <w:t>16節</w:t>
-      </w:r>
-      <w:r>
-        <w:t>の「明かりを燭台（しょくだい）の上に置く人」</w:t>
-      </w:r>
-      <w:r>
-        <w:t>とは誰</w:t>
-      </w:r>
-      <w:r>
-        <w:rPr>
-          <w:rFonts w:hint="eastAsia"/>
-        </w:rPr>
-        <w:t>のこと</w:t>
-      </w:r>
-      <w:r>
-        <w:t>でしょうか。</w:t>
-      </w:r>
-    </w:p>
-    <w:p>
-      <w:r>
-        <w:rPr>
-          <w:rFonts w:hint="eastAsia"/>
-        </w:rPr>
-        <w:t>それは</w:t>
-      </w:r>
-      <w:r>
-        <w:rPr>
-          <w:rFonts w:hint="eastAsia"/>
-        </w:rPr>
-        <w:t>イエス様から受け取った恵みや真理</w:t>
-      </w:r>
-      <w:r>
-        <w:rPr>
-          <w:rFonts w:hint="eastAsia"/>
-        </w:rPr>
-        <w:t>という光</w:t>
-      </w:r>
-      <w:r>
-        <w:rPr>
-          <w:rFonts w:hint="eastAsia"/>
-        </w:rPr>
-        <w:t>を、堂々と、みんなが見える高い場所に掲げて、暗闇にいる人々を照らす</w:t>
-      </w:r>
-      <w:r>
-        <w:rPr>
-          <w:rFonts w:hint="eastAsia"/>
-        </w:rPr>
-        <w:t>「</w:t>
-      </w:r>
-      <w:r>
-        <w:rPr>
-          <w:rFonts w:hint="eastAsia"/>
-        </w:rPr>
-        <w:t>伝道者</w:t>
-      </w:r>
-      <w:r>
-        <w:rPr>
-          <w:rFonts w:hint="eastAsia"/>
-        </w:rPr>
-        <w:t>」</w:t>
-      </w:r>
-      <w:r>
-        <w:rPr>
-          <w:rFonts w:hint="eastAsia"/>
-        </w:rPr>
-        <w:t>の</w:t>
-      </w:r>
-      <w:r>
-        <w:rPr>
-          <w:rFonts w:hint="eastAsia"/>
-        </w:rPr>
-        <w:t>姿にほかなりません</w:t>
-      </w:r>
-      <w:r>
-        <w:rPr>
-          <w:rFonts w:hint="eastAsia"/>
-        </w:rPr>
-        <w:t>。</w:t>
-      </w:r>
-    </w:p>
-    <w:p>
-      <w:r>
-        <w:rPr>
-          <w:rFonts w:hint="eastAsia"/>
-        </w:rPr>
-        <w:t>そして</w:t>
-      </w:r>
-      <w:r>
-        <w:t>17節</w:t>
-      </w:r>
-      <w:r>
-        <w:rPr>
-          <w:rFonts w:hint="eastAsia"/>
-        </w:rPr>
-        <w:t>の</w:t>
-      </w:r>
-      <w:r>
-        <w:t>「隠れているもの</w:t>
-      </w:r>
-      <w:r>
-        <w:rPr>
-          <w:rFonts w:hint="eastAsia"/>
-        </w:rPr>
-        <w:t>で</w:t>
-      </w:r>
-      <w:r>
-        <w:t>、あらわにされないもの</w:t>
-      </w:r>
-      <w:r>
-        <w:rPr>
-          <w:rFonts w:hint="eastAsia"/>
-        </w:rPr>
-        <w:t>はなく</w:t>
-      </w:r>
-      <w:r>
-        <w:t>」</w:t>
-      </w:r>
-      <w:r>
-        <w:rPr>
-          <w:rFonts w:hint="eastAsia"/>
-        </w:rPr>
-        <w:t>という言葉には、伝道のダイナミズムがあります。</w:t>
-      </w:r>
-      <w:r>
-        <w:rPr>
-          <w:rFonts w:hint="eastAsia"/>
-        </w:rPr>
-        <w:t>蒔かれたみ</w:t>
-      </w:r>
-      <w:r>
-        <w:rPr>
-          <w:rFonts w:hint="eastAsia"/>
-        </w:rPr>
-        <w:t>ことば</w:t>
-      </w:r>
-      <w:r>
-        <w:rPr>
-          <w:rFonts w:hint="eastAsia"/>
-        </w:rPr>
-        <w:t>が</w:t>
-      </w:r>
-      <w:r>
-        <w:rPr>
-          <w:rFonts w:hint="eastAsia"/>
-        </w:rPr>
-        <w:t>、人の心の奥底でどのように扱われているかは、</w:t>
-      </w:r>
-      <w:r>
-        <w:rPr>
-          <w:rFonts w:hint="eastAsia"/>
-        </w:rPr>
-        <w:t>外側からは</w:t>
-      </w:r>
-      <w:r>
-        <w:rPr>
-          <w:rFonts w:hint="eastAsia"/>
-        </w:rPr>
-        <w:t>すぐには見えません。しかし、伝道の働きの裏側では</w:t>
-      </w:r>
-      <w:r>
-        <w:rPr>
-          <w:rFonts w:hint="eastAsia"/>
-        </w:rPr>
-        <w:t>、</w:t>
-      </w:r>
-      <w:r>
-        <w:rPr>
-          <w:rFonts w:hint="eastAsia"/>
-        </w:rPr>
-        <w:t>「人の心の隠れた葛藤」と「神様の隠れた</w:t>
-      </w:r>
-      <w:r>
-        <w:rPr>
-          <w:rFonts w:hint="eastAsia"/>
-        </w:rPr>
-        <w:t>命</w:t>
-      </w:r>
-      <w:r>
-        <w:rPr>
-          <w:rFonts w:hint="eastAsia"/>
-        </w:rPr>
-        <w:t>のわざ」が激しく交差している霊的な営みがあります。それは隠れたままで</w:t>
-      </w:r>
-      <w:r>
-        <w:rPr>
-          <w:rFonts w:hint="eastAsia"/>
-        </w:rPr>
-        <w:t>終わらず、やがて豊かな「実」として、神様の栄光が</w:t>
-      </w:r>
-      <w:r>
-        <w:rPr>
-          <w:rFonts w:hint="eastAsia"/>
-        </w:rPr>
-        <w:t>あらわにさ</w:t>
-      </w:r>
-      <w:r>
-        <w:rPr>
-          <w:rFonts w:hint="eastAsia"/>
-        </w:rPr>
-        <w:t>れていくのです。</w:t>
-      </w:r>
-    </w:p>
-    <w:p/>
-    <w:p>
-      <w:pPr>
-        <w:pStyle w:val="1"/>
-      </w:pPr>
-      <w:r>
-        <w:t>4. みことばを実行し、種を蒔き続けるチャレンジ</w:t>
-      </w:r>
-    </w:p>
-    <w:p>
-      <w:r>
-        <w:rPr>
-          <w:rFonts w:hint="eastAsia"/>
-        </w:rPr>
-        <w:t>だからこそ</w:t>
-      </w:r>
-      <w:r>
-        <w:rPr>
-          <w:rFonts w:hint="eastAsia"/>
-        </w:rPr>
-        <w:t>イエス様は、</w:t>
-      </w:r>
-      <w:r>
-        <w:rPr>
-          <w:rFonts w:hint="eastAsia"/>
-        </w:rPr>
-        <w:t>18節で「聞き方に</w:t>
-      </w:r>
-      <w:r>
-        <w:rPr>
-          <w:rFonts w:hint="eastAsia"/>
-        </w:rPr>
-        <w:t>注意しなさい</w:t>
-      </w:r>
-      <w:r>
-        <w:rPr>
-          <w:rFonts w:hint="eastAsia"/>
-        </w:rPr>
-        <w:t>」</w:t>
-      </w:r>
-      <w:r>
-        <w:rPr>
-          <w:rFonts w:hint="eastAsia"/>
-        </w:rPr>
-        <w:t>と何度も言われます。</w:t>
-      </w:r>
-    </w:p>
-    <w:p>
-      <w:r>
-        <w:rPr>
-          <w:rFonts w:hint="eastAsia"/>
-        </w:rPr>
-        <w:t>伝道</w:t>
-      </w:r>
-      <w:r>
-        <w:rPr>
-          <w:rFonts w:hint="eastAsia"/>
-        </w:rPr>
-        <w:t>者とは、</w:t>
-      </w:r>
-      <w:r>
-        <w:rPr>
-          <w:rFonts w:hint="eastAsia"/>
-        </w:rPr>
-        <w:t>御言葉を</w:t>
-      </w:r>
-      <w:r>
-        <w:rPr>
-          <w:rFonts w:hint="eastAsia"/>
-        </w:rPr>
-        <w:t>周りに</w:t>
-      </w:r>
-      <w:r>
-        <w:rPr>
-          <w:rFonts w:hint="eastAsia"/>
-        </w:rPr>
-        <w:t>蒔く</w:t>
-      </w:r>
-      <w:r>
-        <w:rPr>
-          <w:rFonts w:hint="eastAsia"/>
-        </w:rPr>
-        <w:t>だけではありません</w:t>
-      </w:r>
-      <w:r>
-        <w:rPr>
-          <w:rFonts w:hint="eastAsia"/>
-        </w:rPr>
-        <w:t>。</w:t>
-      </w:r>
-      <w:r>
-        <w:rPr>
-          <w:rFonts w:hint="eastAsia"/>
-        </w:rPr>
-        <w:t>自分自身が</w:t>
-      </w:r>
-      <w:r>
-        <w:rPr>
-          <w:rFonts w:hint="eastAsia"/>
-        </w:rPr>
-        <w:t>みことばを注意</w:t>
-      </w:r>
-      <w:r>
-        <w:rPr>
-          <w:rFonts w:hint="eastAsia"/>
-        </w:rPr>
-        <w:t>深く</w:t>
-      </w:r>
-      <w:r>
-        <w:rPr>
-          <w:rFonts w:hint="eastAsia"/>
-        </w:rPr>
-        <w:t>聞き、</w:t>
-      </w:r>
-      <w:r>
-        <w:rPr>
-          <w:rFonts w:hint="eastAsia"/>
-        </w:rPr>
-        <w:t>それ</w:t>
-      </w:r>
-      <w:r>
-        <w:rPr>
-          <w:rFonts w:hint="eastAsia"/>
-        </w:rPr>
-        <w:t>を実行する人でなければなりません。心に蒔かれた種</w:t>
-      </w:r>
-      <w:r>
-        <w:rPr>
-          <w:rFonts w:hint="eastAsia"/>
-        </w:rPr>
-        <w:t>を大切に育て、実行する人は</w:t>
-      </w:r>
-      <w:r>
-        <w:rPr>
-          <w:rFonts w:hint="eastAsia"/>
-        </w:rPr>
-        <w:t>、</w:t>
-      </w:r>
-      <w:r>
-        <w:rPr>
-          <w:rFonts w:hint="eastAsia"/>
-        </w:rPr>
-        <w:t>神様から</w:t>
-      </w:r>
-      <w:r>
-        <w:rPr>
-          <w:rFonts w:hint="eastAsia"/>
-        </w:rPr>
-        <w:t>さらに</w:t>
-      </w:r>
-      <w:r>
         <w:rPr>
           <w:rFonts w:hint="eastAsia"/>
         </w:rPr>
@@ -1283,7 +1502,21 @@
         <w:rPr>
           <w:rFonts w:hint="eastAsia"/>
         </w:rPr>
-        <w:t>恵さえも</w:t>
+        <w:t>恵</w:t>
+      </w:r>
+      <w:ins w:id="33" w:author="user" w:date="2026-07-11T15:48:00Z" w16du:dateUtc="2026-07-11T06:48:00Z">
+        <w:r>
+          <w:rPr>
+            <w:rFonts w:hint="eastAsia"/>
+          </w:rPr>
+          <w:t>み</w:t>
+        </w:r>
+      </w:ins>
+      <w:r>
+        <w:rPr>
+          <w:rFonts w:hint="eastAsia"/>
+        </w:rPr>
+        <w:t>さえも</w:t>
       </w:r>
       <w:r>
         <w:rPr>
@@ -2979,6 +3212,14 @@
     <w:abstractNumId w:val="3"/>
   </w:num>
 </w:numbering>
+</file>
+
+<file path=word/people.xml><?xml version="1.0" encoding="utf-8"?>
+<w15:people xmlns:wpc="http://schemas.microsoft.com/office/word/2010/wordprocessingCanvas" xmlns:cx="http://schemas.microsoft.com/office/drawing/2014/chartex" xmlns:cx1="http://schemas.microsoft.com/office/drawing/2015/9/8/chartex" xmlns:cx2="http://schemas.microsoft.com/office/drawing/2015/10/21/chartex" xmlns:cx3="http://schemas.microsoft.com/office/drawing/2016/5/9/chartex" xmlns:cx4="http://schemas.microsoft.com/office/drawing/2016/5/10/chartex" xmlns:cx5="http://schemas.microsoft.com/office/drawing/2016/5/11/chartex" xmlns:cx6="http://schemas.microsoft.com/office/drawing/2016/5/12/chartex" xmlns:cx7="http://schemas.microsoft.com/office/drawing/2016/5/13/chartex" xmlns:cx8="http://schemas.microsoft.com/office/drawing/2016/5/14/chartex" xmlns:mc="http://schemas.openxmlformats.org/markup-compatibility/2006" xmlns:aink="http://schemas.microsoft.com/office/drawing/2016/ink" xmlns:am3d="http://schemas.microsoft.com/office/drawing/2017/model3d" xmlns:o="urn:schemas-microsoft-com:office:office" xmlns:oel="http://schemas.microsoft.com/office/2019/extlst" xmlns:r="http://schemas.openxmlformats.org/officeDocument/2006/relationships" xmlns:m="http://schemas.openxmlformats.org/officeDocument/2006/math" xmlns:v="urn:schemas-microsoft-com:vml" xmlns:wp14="http://schemas.microsoft.com/office/word/2010/wordprocessingDrawing" xmlns:wp="http://schemas.openxmlformats.org/drawingml/2006/wordprocessingDrawing" xmlns:w10="urn:schemas-microsoft-com:office:word" xmlns:w="http://schemas.openxmlformats.org/wordprocessingml/2006/main" xmlns:w14="http://schemas.microsoft.com/office/word/2010/wordml" xmlns:w15="http://schemas.microsoft.com/office/word/2012/wordml" xmlns:w16cex="http://schemas.microsoft.com/office/word/2018/wordml/cex" xmlns:w16cid="http://schemas.microsoft.com/office/word/2016/wordml/cid" xmlns:w16="http://schemas.microsoft.com/office/word/2018/wordml" xmlns:w16du="http://schemas.microsoft.com/office/word/2023/wordml/word16du" xmlns:w16sdtdh="http://schemas.microsoft.com/office/word/2020/wordml/sdtdatahash" xmlns:w16sdtfl="http://schemas.microsoft.com/office/word/2024/wordml/sdtformatlock" xmlns:w16se="http://schemas.microsoft.com/office/word/2015/wordml/symex" xmlns:wpg="http://schemas.microsoft.com/office/word/2010/wordprocessingGroup" xmlns:wpi="http://schemas.microsoft.com/office/word/2010/wordprocessingInk" xmlns:wne="http://schemas.microsoft.com/office/word/2006/wordml" xmlns:wps="http://schemas.microsoft.com/office/word/2010/wordprocessingShape" mc:Ignorable="w14 w15 w16se w16cid w16 w16cex w16sdtdh w16sdtfl w16du wp14">
+  <w15:person w15:author="user">
+    <w15:presenceInfo w15:providerId="None" w15:userId="user"/>
+  </w15:person>
+</w15:people>
 </file>
 
 <file path=word/styles.xml><?xml version="1.0" encoding="utf-8"?>
@@ -3581,7 +3822,6 @@
   <w:style w:type="character" w:default="1" w:styleId="a0">
     <w:name w:val="Default Paragraph Font"/>
     <w:uiPriority w:val="1"/>
-    <w:semiHidden/>
     <w:unhideWhenUsed/>
   </w:style>
   <w:style w:type="table" w:default="1" w:styleId="a1">
